--- a/Шаблон Word.docx
+++ b/Шаблон Word.docx
@@ -993,8 +993,6 @@
               </w:rPr>
               <w:t>тел.:</w:t>
             </w:r>
-            <w:bookmarkStart w:id="0" w:name="_GoBack"/>
-            <w:bookmarkEnd w:id="0"/>
             <w:r>
               <w:rPr>
                 <w:rFonts w:ascii="Times New Roman" w:hAnsi="Times New Roman" w:cs="Times New Roman"/>
@@ -1067,7 +1065,7 @@
           <w:rFonts w:ascii="Times New Roman" w:hAnsi="Times New Roman" w:cs="Times New Roman"/>
         </w:rPr>
       </w:pPr>
-      <w:bookmarkStart w:id="1" w:name="_Hlk122790595"/>
+      <w:bookmarkStart w:id="0" w:name="_Hlk122790595"/>
       <w:r>
         <w:rPr>
           <w:rFonts w:ascii="Times New Roman" w:hAnsi="Times New Roman" w:cs="Times New Roman"/>
@@ -1075,7 +1073,7 @@
         <w:t>dilizhans-show.kz</w:t>
       </w:r>
     </w:p>
-    <w:bookmarkEnd w:id="1"/>
+    <w:bookmarkEnd w:id="0"/>
     <w:p>
       <w:pPr>
         <w:pBdr>
@@ -1134,7 +1132,23 @@
           <w:b/>
           <w:bCs/>
         </w:rPr>
-        <w:t xml:space="preserve">№ </w:t>
+        <w:t>№</w:t>
+      </w:r>
+      <w:r>
+        <w:rPr>
+          <w:rFonts w:ascii="Times New Roman" w:hAnsi="Times New Roman" w:cs="Times New Roman"/>
+          <w:b/>
+          <w:bCs/>
+        </w:rPr>
+        <w:t xml:space="preserve"> </w:t>
+      </w:r>
+      <w:r>
+        <w:rPr>
+          <w:rFonts w:ascii="Times New Roman" w:hAnsi="Times New Roman" w:cs="Times New Roman"/>
+          <w:b/>
+          <w:bCs/>
+        </w:rPr>
+        <w:t>{ID}</w:t>
       </w:r>
     </w:p>
     <w:p>
@@ -1148,27 +1162,39 @@
         <w:rPr>
           <w:rFonts w:ascii="Times New Roman" w:hAnsi="Times New Roman" w:cs="Times New Roman"/>
         </w:rPr>
-        <w:t xml:space="preserve">ИП «Каспарова А.В» именуемая в дальнейшем «Арендодатель» </w:t>
-      </w:r>
-      <w:proofErr w:type="gramStart"/>
-      <w:r>
-        <w:rPr>
-          <w:rFonts w:ascii="Times New Roman" w:hAnsi="Times New Roman" w:cs="Times New Roman"/>
-        </w:rPr>
-        <w:t>и  именуемый</w:t>
-      </w:r>
-      <w:proofErr w:type="gramEnd"/>
-      <w:r>
-        <w:rPr>
-          <w:rFonts w:ascii="Times New Roman" w:hAnsi="Times New Roman" w:cs="Times New Roman"/>
-        </w:rPr>
-        <w:t xml:space="preserve"> (-</w:t>
+        <w:t xml:space="preserve">ИП «Каспарова А.В» именуемая в дальнейшем «Арендодатель» и </w:t>
+      </w:r>
+      <w:r>
+        <w:rPr>
+          <w:rFonts w:ascii="Times New Roman" w:hAnsi="Times New Roman" w:cs="Times New Roman"/>
+        </w:rPr>
+        <w:t>{</w:t>
       </w:r>
       <w:proofErr w:type="spellStart"/>
       <w:r>
         <w:rPr>
           <w:rFonts w:ascii="Times New Roman" w:hAnsi="Times New Roman" w:cs="Times New Roman"/>
         </w:rPr>
+        <w:t>CustomerName</w:t>
+      </w:r>
+      <w:proofErr w:type="spellEnd"/>
+      <w:r>
+        <w:rPr>
+          <w:rFonts w:ascii="Times New Roman" w:hAnsi="Times New Roman" w:cs="Times New Roman"/>
+        </w:rPr>
+        <w:t>}</w:t>
+      </w:r>
+      <w:r>
+        <w:rPr>
+          <w:rFonts w:ascii="Times New Roman" w:hAnsi="Times New Roman" w:cs="Times New Roman"/>
+        </w:rPr>
+        <w:t xml:space="preserve"> именуемый (-</w:t>
+      </w:r>
+      <w:proofErr w:type="spellStart"/>
+      <w:r>
+        <w:rPr>
+          <w:rFonts w:ascii="Times New Roman" w:hAnsi="Times New Roman" w:cs="Times New Roman"/>
+        </w:rPr>
         <w:t>ая</w:t>
       </w:r>
       <w:proofErr w:type="spellEnd"/>
@@ -1182,25 +1208,55 @@
         <w:rPr>
           <w:rFonts w:ascii="Times New Roman" w:hAnsi="Times New Roman" w:cs="Times New Roman"/>
         </w:rPr>
-        <w:t xml:space="preserve"> “”</w:t>
-      </w:r>
-      <w:r>
-        <w:rPr>
-          <w:rFonts w:ascii="Times New Roman" w:hAnsi="Times New Roman" w:cs="Times New Roman"/>
-        </w:rPr>
-        <w:t xml:space="preserve"> в хорошем состоянии</w:t>
-      </w:r>
-      <w:r>
-        <w:rPr>
-          <w:rFonts w:ascii="Times New Roman" w:hAnsi="Times New Roman" w:cs="Times New Roman"/>
-          <w:b/>
-          <w:bCs/>
-        </w:rPr>
         <w:t xml:space="preserve"> </w:t>
       </w:r>
       <w:r>
         <w:rPr>
           <w:rFonts w:ascii="Times New Roman" w:hAnsi="Times New Roman" w:cs="Times New Roman"/>
+        </w:rPr>
+        <w:t>“</w:t>
+      </w:r>
+      <w:r>
+        <w:rPr>
+          <w:rFonts w:ascii="Times New Roman" w:hAnsi="Times New Roman" w:cs="Times New Roman"/>
+        </w:rPr>
+        <w:t>{</w:t>
+      </w:r>
+      <w:proofErr w:type="spellStart"/>
+      <w:r>
+        <w:rPr>
+          <w:rFonts w:ascii="Times New Roman" w:hAnsi="Times New Roman" w:cs="Times New Roman"/>
+        </w:rPr>
+        <w:t>CostumeName</w:t>
+      </w:r>
+      <w:proofErr w:type="spellEnd"/>
+      <w:r>
+        <w:rPr>
+          <w:rFonts w:ascii="Times New Roman" w:hAnsi="Times New Roman" w:cs="Times New Roman"/>
+        </w:rPr>
+        <w:t>}</w:t>
+      </w:r>
+      <w:r>
+        <w:rPr>
+          <w:rFonts w:ascii="Times New Roman" w:hAnsi="Times New Roman" w:cs="Times New Roman"/>
+        </w:rPr>
+        <w:t>”</w:t>
+      </w:r>
+      <w:r>
+        <w:rPr>
+          <w:rFonts w:ascii="Times New Roman" w:hAnsi="Times New Roman" w:cs="Times New Roman"/>
+        </w:rPr>
+        <w:t xml:space="preserve"> в хорошем состояни</w:t>
+      </w:r>
+      <w:r>
+        <w:rPr>
+          <w:rFonts w:ascii="Times New Roman" w:hAnsi="Times New Roman" w:cs="Times New Roman"/>
+        </w:rPr>
+        <w:t>и</w:t>
+      </w:r>
+      <w:r>
+        <w:rPr>
+          <w:rFonts w:ascii="Times New Roman" w:hAnsi="Times New Roman" w:cs="Times New Roman"/>
           <w:b/>
           <w:bCs/>
         </w:rPr>
@@ -1209,6 +1265,32 @@
       <w:r>
         <w:rPr>
           <w:rFonts w:ascii="Times New Roman" w:hAnsi="Times New Roman" w:cs="Times New Roman"/>
+          <w:b/>
+          <w:bCs/>
+        </w:rPr>
+        <w:t>{</w:t>
+      </w:r>
+      <w:proofErr w:type="spellStart"/>
+      <w:r>
+        <w:rPr>
+          <w:rFonts w:ascii="Times New Roman" w:hAnsi="Times New Roman" w:cs="Times New Roman"/>
+          <w:b/>
+          <w:bCs/>
+        </w:rPr>
+        <w:t>ActualOrderDate</w:t>
+      </w:r>
+      <w:proofErr w:type="spellEnd"/>
+      <w:r>
+        <w:rPr>
+          <w:rFonts w:ascii="Times New Roman" w:hAnsi="Times New Roman" w:cs="Times New Roman"/>
+          <w:b/>
+          <w:bCs/>
+        </w:rPr>
+        <w:t>}</w:t>
+      </w:r>
+      <w:r>
+        <w:rPr>
+          <w:rFonts w:ascii="Times New Roman" w:hAnsi="Times New Roman" w:cs="Times New Roman"/>
         </w:rPr>
         <w:t>,</w:t>
       </w:r>
@@ -1221,10 +1303,34 @@
       <w:r>
         <w:rPr>
           <w:rFonts w:ascii="Times New Roman" w:hAnsi="Times New Roman" w:cs="Times New Roman"/>
-          <w:b/>
-          <w:bCs/>
-        </w:rPr>
-        <w:t xml:space="preserve">  </w:t>
+        </w:rPr>
+        <w:t xml:space="preserve"> </w:t>
+      </w:r>
+      <w:r>
+        <w:rPr>
+          <w:rFonts w:ascii="Times New Roman" w:hAnsi="Times New Roman" w:cs="Times New Roman"/>
+          <w:b/>
+          <w:bCs/>
+        </w:rPr>
+        <w:t>{</w:t>
+      </w:r>
+      <w:proofErr w:type="spellStart"/>
+      <w:r>
+        <w:rPr>
+          <w:rFonts w:ascii="Times New Roman" w:hAnsi="Times New Roman" w:cs="Times New Roman"/>
+          <w:b/>
+          <w:bCs/>
+        </w:rPr>
+        <w:t>Price</w:t>
+      </w:r>
+      <w:proofErr w:type="spellEnd"/>
+      <w:r>
+        <w:rPr>
+          <w:rFonts w:ascii="Times New Roman" w:hAnsi="Times New Roman" w:cs="Times New Roman"/>
+          <w:b/>
+          <w:bCs/>
+        </w:rPr>
+        <w:t>}</w:t>
       </w:r>
       <w:r>
         <w:rPr>
@@ -1241,10 +1347,28 @@
       <w:r>
         <w:rPr>
           <w:rFonts w:ascii="Times New Roman" w:hAnsi="Times New Roman" w:cs="Times New Roman"/>
-          <w:b/>
-          <w:bCs/>
-        </w:rPr>
-        <w:t xml:space="preserve">   </w:t>
+        </w:rPr>
+        <w:t xml:space="preserve"> </w:t>
+      </w:r>
+      <w:r>
+        <w:rPr>
+          <w:rFonts w:ascii="Times New Roman" w:hAnsi="Times New Roman" w:cs="Times New Roman"/>
+        </w:rPr>
+        <w:t>{</w:t>
+      </w:r>
+      <w:proofErr w:type="spellStart"/>
+      <w:r>
+        <w:rPr>
+          <w:rFonts w:ascii="Times New Roman" w:hAnsi="Times New Roman" w:cs="Times New Roman"/>
+        </w:rPr>
+        <w:t>ReturnDate</w:t>
+      </w:r>
+      <w:proofErr w:type="spellEnd"/>
+      <w:r>
+        <w:rPr>
+          <w:rFonts w:ascii="Times New Roman" w:hAnsi="Times New Roman" w:cs="Times New Roman"/>
+        </w:rPr>
+        <w:t>}</w:t>
       </w:r>
       <w:r>
         <w:rPr>
@@ -1314,25 +1438,14 @@
         <w:spacing w:after="120"/>
         <w:rPr>
           <w:rFonts w:ascii="Times New Roman" w:hAnsi="Times New Roman" w:cs="Times New Roman"/>
-          <w:b/>
-          <w:bCs/>
         </w:rPr>
       </w:pPr>
       <w:r>
         <w:rPr>
           <w:rFonts w:ascii="Times New Roman" w:hAnsi="Times New Roman" w:cs="Times New Roman"/>
         </w:rPr>
-        <w:t xml:space="preserve">Сумма предварительной оплаты </w:t>
-      </w:r>
-      <w:r>
-        <w:rPr>
-          <w:rFonts w:ascii="Times New Roman" w:hAnsi="Times New Roman" w:cs="Times New Roman"/>
-          <w:b/>
-          <w:bCs/>
-        </w:rPr>
-        <w:t xml:space="preserve">  </w:t>
-      </w:r>
-      <w:proofErr w:type="gramStart"/>
+        <w:t>Сумма предварительной оплаты</w:t>
+      </w:r>
       <w:r>
         <w:rPr>
           <w:rFonts w:ascii="Times New Roman" w:hAnsi="Times New Roman" w:cs="Times New Roman"/>
@@ -1344,31 +1457,34 @@
       <w:r>
         <w:rPr>
           <w:rFonts w:ascii="Times New Roman" w:hAnsi="Times New Roman" w:cs="Times New Roman"/>
-        </w:rPr>
-        <w:t xml:space="preserve"> ,долг</w:t>
-      </w:r>
-      <w:proofErr w:type="gramEnd"/>
-      <w:r>
-        <w:rPr>
-          <w:rFonts w:ascii="Times New Roman" w:hAnsi="Times New Roman" w:cs="Times New Roman"/>
-          <w:b/>
-          <w:bCs/>
-        </w:rPr>
-        <w:t xml:space="preserve">   </w:t>
-      </w:r>
-      <w:r>
-        <w:rPr>
-          <w:rFonts w:ascii="Times New Roman" w:hAnsi="Times New Roman" w:cs="Times New Roman"/>
-        </w:rPr>
-        <w:t xml:space="preserve"> , сумма залога</w:t>
-      </w:r>
-      <w:r>
-        <w:rPr>
-          <w:rFonts w:ascii="Times New Roman" w:hAnsi="Times New Roman" w:cs="Times New Roman"/>
-          <w:b/>
-          <w:bCs/>
-        </w:rPr>
-        <w:t xml:space="preserve">   </w:t>
+          <w:b/>
+          <w:bCs/>
+        </w:rPr>
+        <w:t>{</w:t>
+      </w:r>
+      <w:proofErr w:type="spellStart"/>
+      <w:r>
+        <w:rPr>
+          <w:rFonts w:ascii="Times New Roman" w:hAnsi="Times New Roman" w:cs="Times New Roman"/>
+          <w:b/>
+          <w:bCs/>
+        </w:rPr>
+        <w:t>Prepayment</w:t>
+      </w:r>
+      <w:proofErr w:type="spellEnd"/>
+      <w:r>
+        <w:rPr>
+          <w:rFonts w:ascii="Times New Roman" w:hAnsi="Times New Roman" w:cs="Times New Roman"/>
+          <w:b/>
+          <w:bCs/>
+        </w:rPr>
+        <w:t>}</w:t>
+      </w:r>
+      <w:r>
+        <w:rPr>
+          <w:rFonts w:ascii="Times New Roman" w:hAnsi="Times New Roman" w:cs="Times New Roman"/>
+        </w:rPr>
+        <w:t>,</w:t>
       </w:r>
       <w:r>
         <w:rPr>
@@ -1380,6 +1496,73 @@
         <w:rPr>
           <w:rFonts w:ascii="Times New Roman" w:hAnsi="Times New Roman" w:cs="Times New Roman"/>
         </w:rPr>
+        <w:t>долг</w:t>
+      </w:r>
+      <w:r>
+        <w:rPr>
+          <w:rFonts w:ascii="Times New Roman" w:hAnsi="Times New Roman" w:cs="Times New Roman"/>
+          <w:b/>
+          <w:bCs/>
+        </w:rPr>
+        <w:t xml:space="preserve"> {</w:t>
+      </w:r>
+      <w:proofErr w:type="spellStart"/>
+      <w:r>
+        <w:rPr>
+          <w:rFonts w:ascii="Times New Roman" w:hAnsi="Times New Roman" w:cs="Times New Roman"/>
+          <w:b/>
+          <w:bCs/>
+        </w:rPr>
+        <w:t>Owe</w:t>
+      </w:r>
+      <w:proofErr w:type="spellEnd"/>
+      <w:r>
+        <w:rPr>
+          <w:rFonts w:ascii="Times New Roman" w:hAnsi="Times New Roman" w:cs="Times New Roman"/>
+          <w:b/>
+          <w:bCs/>
+        </w:rPr>
+        <w:t>}</w:t>
+      </w:r>
+      <w:r>
+        <w:rPr>
+          <w:rFonts w:ascii="Times New Roman" w:hAnsi="Times New Roman" w:cs="Times New Roman"/>
+        </w:rPr>
+        <w:t>, сумма залога</w:t>
+      </w:r>
+      <w:r>
+        <w:rPr>
+          <w:rFonts w:ascii="Times New Roman" w:hAnsi="Times New Roman" w:cs="Times New Roman"/>
+        </w:rPr>
+        <w:t xml:space="preserve"> </w:t>
+      </w:r>
+      <w:r>
+        <w:rPr>
+          <w:rFonts w:ascii="Times New Roman" w:hAnsi="Times New Roman" w:cs="Times New Roman"/>
+          <w:b/>
+        </w:rPr>
+        <w:t>{</w:t>
+      </w:r>
+      <w:proofErr w:type="spellStart"/>
+      <w:r>
+        <w:rPr>
+          <w:rFonts w:ascii="Times New Roman" w:hAnsi="Times New Roman" w:cs="Times New Roman"/>
+          <w:b/>
+        </w:rPr>
+        <w:t>Pledge</w:t>
+      </w:r>
+      <w:proofErr w:type="spellEnd"/>
+      <w:r>
+        <w:rPr>
+          <w:rFonts w:ascii="Times New Roman" w:hAnsi="Times New Roman" w:cs="Times New Roman"/>
+          <w:b/>
+        </w:rPr>
+        <w:t>}</w:t>
+      </w:r>
+      <w:r>
+        <w:rPr>
+          <w:rFonts w:ascii="Times New Roman" w:hAnsi="Times New Roman" w:cs="Times New Roman"/>
+        </w:rPr>
         <w:t xml:space="preserve">, </w:t>
       </w:r>
       <w:r>
@@ -1397,10 +1580,28 @@
       <w:r>
         <w:rPr>
           <w:rFonts w:ascii="Times New Roman" w:hAnsi="Times New Roman" w:cs="Times New Roman"/>
-          <w:b/>
-          <w:bCs/>
-        </w:rPr>
-        <w:t xml:space="preserve">  </w:t>
+        </w:rPr>
+        <w:t>{</w:t>
+      </w:r>
+      <w:proofErr w:type="spellStart"/>
+      <w:r>
+        <w:rPr>
+          <w:rFonts w:ascii="Times New Roman" w:hAnsi="Times New Roman" w:cs="Times New Roman"/>
+        </w:rPr>
+        <w:t>CreationDate</w:t>
+      </w:r>
+      <w:proofErr w:type="spellEnd"/>
+      <w:r>
+        <w:rPr>
+          <w:rFonts w:ascii="Times New Roman" w:hAnsi="Times New Roman" w:cs="Times New Roman"/>
+        </w:rPr>
+        <w:t>}</w:t>
+      </w:r>
+      <w:r>
+        <w:rPr>
+          <w:rFonts w:ascii="Times New Roman" w:hAnsi="Times New Roman" w:cs="Times New Roman"/>
+        </w:rPr>
+        <w:t xml:space="preserve"> </w:t>
       </w:r>
     </w:p>
     <w:p>
@@ -1416,7 +1617,14 @@
         <w:rPr>
           <w:rFonts w:ascii="Times New Roman" w:hAnsi="Times New Roman" w:cs="Times New Roman"/>
         </w:rPr>
-        <w:t>Детали костюма:</w:t>
+        <w:t xml:space="preserve">Детали </w:t>
+      </w:r>
+      <w:proofErr w:type="gramStart"/>
+      <w:r>
+        <w:rPr>
+          <w:rFonts w:ascii="Times New Roman" w:hAnsi="Times New Roman" w:cs="Times New Roman"/>
+        </w:rPr>
+        <w:t>костюма:</w:t>
       </w:r>
       <w:r>
         <w:rPr>
@@ -1425,6 +1633,33 @@
           <w:bCs/>
         </w:rPr>
         <w:t xml:space="preserve">  </w:t>
+      </w:r>
+      <w:r>
+        <w:rPr>
+          <w:rFonts w:ascii="Times New Roman" w:hAnsi="Times New Roman" w:cs="Times New Roman"/>
+          <w:b/>
+          <w:bCs/>
+        </w:rPr>
+        <w:t>{</w:t>
+      </w:r>
+      <w:proofErr w:type="spellStart"/>
+      <w:proofErr w:type="gramEnd"/>
+      <w:r>
+        <w:rPr>
+          <w:rFonts w:ascii="Times New Roman" w:hAnsi="Times New Roman" w:cs="Times New Roman"/>
+          <w:b/>
+          <w:bCs/>
+        </w:rPr>
+        <w:t>Comment</w:t>
+      </w:r>
+      <w:proofErr w:type="spellEnd"/>
+      <w:r>
+        <w:rPr>
+          <w:rFonts w:ascii="Times New Roman" w:hAnsi="Times New Roman" w:cs="Times New Roman"/>
+          <w:b/>
+          <w:bCs/>
+        </w:rPr>
+        <w:t>}</w:t>
       </w:r>
     </w:p>
     <w:tbl>
@@ -1434,13 +1669,13 @@
         <w:tblLook w:val="04A0" w:firstRow="1" w:lastRow="0" w:firstColumn="1" w:lastColumn="0" w:noHBand="0" w:noVBand="1"/>
       </w:tblPr>
       <w:tblGrid>
-        <w:gridCol w:w="5103"/>
-        <w:gridCol w:w="4242"/>
+        <w:gridCol w:w="5245"/>
+        <w:gridCol w:w="4100"/>
       </w:tblGrid>
       <w:tr>
         <w:tc>
           <w:tcPr>
-            <w:tcW w:w="5103" w:type="dxa"/>
+            <w:tcW w:w="5245" w:type="dxa"/>
             <w:tcBorders>
               <w:top w:val="nil"/>
               <w:left w:val="nil"/>
@@ -1704,10 +1939,19 @@
               <w:t xml:space="preserve"> 8 708 779 50 21/22</w:t>
             </w:r>
           </w:p>
+          <w:p>
+            <w:pPr>
+              <w:rPr>
+                <w:rFonts w:ascii="Times New Roman" w:hAnsi="Times New Roman" w:cs="Times New Roman"/>
+                <w:sz w:val="20"/>
+                <w:szCs w:val="20"/>
+              </w:rPr>
+            </w:pPr>
+          </w:p>
         </w:tc>
         <w:tc>
           <w:tcPr>
-            <w:tcW w:w="4242" w:type="dxa"/>
+            <w:tcW w:w="4100" w:type="dxa"/>
             <w:tcBorders>
               <w:top w:val="nil"/>
               <w:left w:val="nil"/>
@@ -1736,8 +1980,6 @@
             <w:pPr>
               <w:rPr>
                 <w:rFonts w:ascii="Times New Roman" w:hAnsi="Times New Roman" w:cs="Times New Roman"/>
-                <w:b/>
-                <w:bCs/>
               </w:rPr>
             </w:pPr>
             <w:r>
@@ -1746,33 +1988,33 @@
                 <w:sz w:val="20"/>
                 <w:szCs w:val="20"/>
               </w:rPr>
-              <w:t>Время оформления</w:t>
-            </w:r>
-            <w:r>
-              <w:rPr>
-                <w:rFonts w:ascii="Times New Roman" w:hAnsi="Times New Roman" w:cs="Times New Roman"/>
-                <w:sz w:val="20"/>
-                <w:szCs w:val="20"/>
-              </w:rPr>
-              <w:t>:</w:t>
-            </w:r>
-            <w:r>
-              <w:rPr>
-                <w:rFonts w:ascii="Times New Roman" w:hAnsi="Times New Roman" w:cs="Times New Roman"/>
-                <w:b/>
-                <w:bCs/>
-                <w:sz w:val="20"/>
-                <w:szCs w:val="20"/>
+              <w:t>Время оформления:</w:t>
+            </w:r>
+            <w:r>
+              <w:rPr>
+                <w:rFonts w:ascii="Times New Roman" w:hAnsi="Times New Roman" w:cs="Times New Roman"/>
               </w:rPr>
               <w:t xml:space="preserve"> </w:t>
             </w:r>
             <w:r>
               <w:rPr>
                 <w:rFonts w:ascii="Times New Roman" w:hAnsi="Times New Roman" w:cs="Times New Roman"/>
-                <w:b/>
-                <w:bCs/>
-              </w:rPr>
-              <w:t xml:space="preserve"> </w:t>
+              </w:rPr>
+              <w:t>{</w:t>
+            </w:r>
+            <w:proofErr w:type="spellStart"/>
+            <w:r>
+              <w:rPr>
+                <w:rFonts w:ascii="Times New Roman" w:hAnsi="Times New Roman" w:cs="Times New Roman"/>
+              </w:rPr>
+              <w:t>PrintDateTime</w:t>
+            </w:r>
+            <w:proofErr w:type="spellEnd"/>
+            <w:r>
+              <w:rPr>
+                <w:rFonts w:ascii="Times New Roman" w:hAnsi="Times New Roman" w:cs="Times New Roman"/>
+              </w:rPr>
+              <w:t>}</w:t>
             </w:r>
           </w:p>
           <w:p>
@@ -1804,7 +2046,33 @@
                 <w:b/>
                 <w:bCs/>
               </w:rPr>
-              <w:t xml:space="preserve">  </w:t>
+              <w:t xml:space="preserve"> </w:t>
+            </w:r>
+            <w:r>
+              <w:rPr>
+                <w:rFonts w:ascii="Times New Roman" w:hAnsi="Times New Roman" w:cs="Times New Roman"/>
+                <w:b/>
+                <w:bCs/>
+              </w:rPr>
+              <w:t>{</w:t>
+            </w:r>
+            <w:proofErr w:type="spellStart"/>
+            <w:r>
+              <w:rPr>
+                <w:rFonts w:ascii="Times New Roman" w:hAnsi="Times New Roman" w:cs="Times New Roman"/>
+                <w:b/>
+                <w:bCs/>
+              </w:rPr>
+              <w:t>Phone</w:t>
+            </w:r>
+            <w:proofErr w:type="spellEnd"/>
+            <w:r>
+              <w:rPr>
+                <w:rFonts w:ascii="Times New Roman" w:hAnsi="Times New Roman" w:cs="Times New Roman"/>
+                <w:b/>
+                <w:bCs/>
+              </w:rPr>
+              <w:t>}</w:t>
             </w:r>
           </w:p>
           <w:p>
@@ -1835,25 +2103,32 @@
     </w:tbl>
     <w:p>
       <w:pPr>
+        <w:pBdr>
+          <w:bottom w:val="single" w:sz="6" w:space="1" w:color="auto"/>
+        </w:pBdr>
+        <w:spacing w:after="0"/>
+        <w:jc w:val="center"/>
         <w:rPr>
           <w:rFonts w:ascii="Times New Roman" w:hAnsi="Times New Roman" w:cs="Times New Roman"/>
         </w:rPr>
       </w:pPr>
+      <w:r>
+        <w:rPr>
+          <w:rFonts w:ascii="Times New Roman" w:hAnsi="Times New Roman" w:cs="Times New Roman"/>
+        </w:rPr>
+        <w:t>dilizhans-show.kz</w:t>
+      </w:r>
     </w:p>
     <w:p>
       <w:pPr>
-        <w:spacing w:after="0"/>
+        <w:spacing w:after="120"/>
         <w:jc w:val="center"/>
         <w:rPr>
           <w:rFonts w:ascii="Times New Roman" w:hAnsi="Times New Roman" w:cs="Times New Roman"/>
         </w:rPr>
       </w:pPr>
-      <w:r>
-        <w:rPr>
-          <w:rFonts w:ascii="Times New Roman" w:hAnsi="Times New Roman" w:cs="Times New Roman"/>
-        </w:rPr>
-        <w:t>dilizhans-show.kz</w:t>
-      </w:r>
+      <w:bookmarkStart w:id="1" w:name="_GoBack"/>
+      <w:bookmarkEnd w:id="1"/>
     </w:p>
     <w:sectPr>
       <w:pgSz w:w="11906" w:h="16838"/>
@@ -2657,7 +2932,7 @@
 </file>
 
 <file path=customXml/itemProps1.xml><?xml version="1.0" encoding="utf-8"?>
-<ds:datastoreItem xmlns:ds="http://schemas.openxmlformats.org/officeDocument/2006/customXml" ds:itemID="{AF0548C2-5D3C-4E37-A473-8964F2A1E410}">
+<ds:datastoreItem xmlns:ds="http://schemas.openxmlformats.org/officeDocument/2006/customXml" ds:itemID="{41A20311-AB06-4392-A55E-9B803F8E7D5C}">
   <ds:schemaRefs>
     <ds:schemaRef ds:uri="http://schemas.openxmlformats.org/officeDocument/2006/bibliography"/>
   </ds:schemaRefs>
